--- a/downloads/documents/04 Units/Unit 04 - Environmental Design and Management - Spaces We Live In/Lesson 04.03 - Simple Maintenance and Repairs.docx
+++ b/downloads/documents/04 Units/Unit 04 - Environmental Design and Management - Spaces We Live In/Lesson 04.03 - Simple Maintenance and Repairs.docx
@@ -350,7 +350,7 @@
         <w:t xml:space="preserve"> </w:t>
       </w:r>
       <w:r>
-        <w:t xml:space="preserve">Tier 3 (FACS): circuit breaker, tripped, flapper (toilet), plunger, Phillips and flathead screwdriver, adjustable wrench, level, tape measure, stud, filter. See the unit vocabulary list for Turkish, Portuguese, and Spanish.</w:t>
+        <w:t xml:space="preserve">Tier 3 (FACS): circuit breaker, tripped, flapper (toilet), plunger, Phillips and flathead screwdriver, adjustable wrench, level, tape measure, stud, filter. See the unit vocabulary list for the Spanish column.</w:t>
       </w:r>
     </w:p>
     <w:p>
@@ -1574,7 +1574,7 @@
         <w:pStyle w:val="Compact"/>
       </w:pPr>
       <w:r>
-        <w:t xml:space="preserve">ELL: every station card has a picture for each step; the tool ID slide has the tool name in Turkish, Portuguese, and Spanish under each picture (see</w:t>
+        <w:t xml:space="preserve">ELL: every station card has a picture for each step; the tool ID slide has the tool name in Spanish under each picture (see</w:t>
       </w:r>
       <w:r>
         <w:t xml:space="preserve"> </w:t>

--- a/downloads/documents/04 Units/Unit 04 - Environmental Design and Management - Spaces We Live In/Lesson 04.03 - Simple Maintenance and Repairs.docx
+++ b/downloads/documents/04 Units/Unit 04 - Environmental Design and Management - Spaces We Live In/Lesson 04.03 - Simple Maintenance and Repairs.docx
@@ -230,7 +230,7 @@
         <w:t xml:space="preserve"> </w:t>
       </w:r>
       <w:r>
-        <w:t xml:space="preserve">into it; crosswalk Part E.5). This lesson teaches the second half of the line: maintenance and repair are how a household minimizes the risks Lesson 4.2 identified. Note on the National FCS lines: the task suggested 5.6.x; in 3.0, 5.6 is laundering, so 5.2 (maintaining a residential facility) and 11.3.5 are cited instead.</w:t>
+        <w:t xml:space="preserve">into it; crosswalk Part E.5). This lesson teaches the second half of the line: maintenance and repair are how a household minimizes the risks Lesson 4.2 identified. Note on the National FCS lines: the unit plan suggested 5.6.x; in 3.0, 5.6 is laundering, so 5.2 (maintaining a residential facility) and 11.3.5 are cited instead.</w:t>
       </w:r>
     </w:p>
     <w:p>
